--- a/docs/comparative_audit_of_theory_programmes.docx
+++ b/docs/comparative_audit_of_theory_programmes.docx
@@ -64,7 +64,7 @@
     </w:p>
     <w:p>
       <w:r>
-        <w:t>The following numbers are computed from the machine-verified claim registry shipped with the corpus (claims.yaml, verify_corpus.py) and can be recomputed by any reader. Registered claims: 121. Benchmark-backed (executable, deterministic, currently passing): 107 of 107. By status: Derived 68; Modeled 31; EFT-constrained 3; Conjecture 4; Open 8; FAILED AND RETAINED 7. Absolute constants taken as inputs: approximately eight (mesh scale, ħ, electron mass, nucleon unit, the stretch modulus's value, the vacuum tension density, G, the nuclear bond depth), several proven irreducible from within. Quantitative confrontations with published measurement, enumerated so the count is checkable: (1) PVLAS vacuum birefringence — LOSS, excluding the framework's identification by ~570×; (2) ATLAS light-by-light — bound; (3) solar light deflection and Cassini — ADVERSE, classically falsifying the Einstein weak-field sector (0.44 vs 1.75 arcseconds); (4) the H₂ vibrational quantum — parameter-free, 16%; (5) atomic masses C-12 through U-238 — one calibrated constant, within 0.15% (best: Fe-56 at 0.014%); (6) the liquid-drop surface coefficient — parameter-free geometry, 2%; (7) the Coulomb coefficient — derived, 16%; (8) the deuteron bond-depth direction check; (9) the nuclear composition rule against measured masses. Precision is SECTOR-DEPENDENT AND NOWHERE NEAR QFT: best 0.014%, typical 0.1–2%, against the mainstream's parts per trillion.</w:t>
+        <w:t>The following numbers are computed from the machine-verified claim registry shipped with the corpus (claims.yaml, verify_corpus.py) and can be recomputed by any reader. Registered claims (as of the current release): 518. Benchmark-backed (executable, deterministic, currently passing): 497. By status: Derived 111; Modeled 369; EFT-constrained 4; Conjecture 4; Open 5; FAILED AND RETAINED 25. Absolute constants taken as inputs: approximately eight (mesh scale, ħ, electron mass, nucleon unit, the stretch modulus's value, the vacuum tension density, G, the nuclear bond depth), several proven irreducible from within. Quantitative confrontations with published measurement, enumerated so the count is checkable: (1) PVLAS vacuum birefringence — LOSS, excluding the framework's identification by ~570×; (2) ATLAS light-by-light — bound; (3) solar light deflection and Cassini — the direct-mechanism route was falsified and kept (0.44 vs 1.75 arcseconds), then superseded: the induced-gravity route DERIVES the weak-field metric, γ = 1, and the exact 1.751-arcsecond deflection at zero free parameters, and reproduces the SPARC galaxy acceleration relation; (4) the H₂ vibrational quantum — parameter-free, 16%; (5) atomic masses across the table from the light nuclei (A~8) through U-238 — now a full semi-empirical mass formula derived from classical physics (volume, surface, Coulomb with diffuseness and exchange, asymmetry, and pairing terms), one calibrated constant, heavy-table binding to ~1% (the lightest nuclei remain the model's weakest region, and He-4 is the calibration anchor); (6) the liquid-drop surface coefficient — parameter-free geometry; the originally-cited 2% was found to be a facet formula misapplied to a sphere (NUC-016) and is honestly ~18% for the object modelled, later reformulated on a finite-range bond kernel giving a_S/a_V~1.26 (NUC-D); (7) the Coulomb coefficient — the declared +16% miss closed to in-window by two derived classical corrections at zero new constants (diffuseness and a winding-correlation exchange hole, NUC-C); (8) the deuteron bond-depth direction check; (9) the nuclear composition rule against measured masses. Precision is SECTOR-DEPENDENT AND NOWHERE NEAR QFT: best 0.014%, typical 0.1–2%, against the mainstream's parts per trillion.</w:t>
       </w:r>
     </w:p>
     <w:p>

--- a/docs/comparative_audit_of_theory_programmes.docx
+++ b/docs/comparative_audit_of_theory_programmes.docx
@@ -64,7 +64,7 @@
     </w:p>
     <w:p>
       <w:r>
-        <w:t>The following numbers are computed from the machine-verified claim registry shipped with the corpus (claims.yaml, verify_corpus.py) and can be recomputed by any reader. Registered claims (as of the current release): 518. Benchmark-backed (executable, deterministic, currently passing): 497. By status: Derived 111; Modeled 369; EFT-constrained 4; Conjecture 4; Open 5; FAILED AND RETAINED 25. Absolute constants taken as inputs: approximately eight (mesh scale, ħ, electron mass, nucleon unit, the stretch modulus's value, the vacuum tension density, G, the nuclear bond depth), several proven irreducible from within. Quantitative confrontations with published measurement, enumerated so the count is checkable: (1) PVLAS vacuum birefringence — LOSS, excluding the framework's identification by ~570×; (2) ATLAS light-by-light — bound; (3) solar light deflection and Cassini — the direct-mechanism route was falsified and kept (0.44 vs 1.75 arcseconds), then superseded: the induced-gravity route DERIVES the weak-field metric, γ = 1, and the exact 1.751-arcsecond deflection at zero free parameters, and reproduces the SPARC galaxy acceleration relation; (4) the H₂ vibrational quantum — parameter-free, 16%; (5) atomic masses across the table from the light nuclei (A~8) through U-238 — now a full semi-empirical mass formula derived from classical physics (volume, surface, Coulomb with diffuseness and exchange, asymmetry, and pairing terms), one calibrated constant, heavy-table binding to ~1% (the lightest nuclei remain the model's weakest region, and He-4 is the calibration anchor); (6) the liquid-drop surface coefficient — parameter-free geometry; the originally-cited 2% was found to be a facet formula misapplied to a sphere (NUC-016) and is honestly ~18% for the object modelled, later reformulated on a finite-range bond kernel giving a_S/a_V~1.26 (NUC-D); (7) the Coulomb coefficient — the declared +16% miss closed to in-window by two derived classical corrections at zero new constants (diffuseness and a winding-correlation exchange hole, NUC-C); (8) the deuteron bond-depth direction check; (9) the nuclear composition rule against measured masses. Precision is SECTOR-DEPENDENT AND NOWHERE NEAR QFT: best 0.014%, typical 0.1–2%, against the mainstream's parts per trillion.</w:t>
+        <w:t>The following numbers are computed from the machine-verified claim registry shipped with the corpus (claims.yaml, verify_corpus.py) and can be recomputed by any reader. Registered claims (as of the current release): 518. Benchmark-backed (executable, deterministic, currently passing): 497. By status: Derived 111; Modeled 369; EFT-constrained 4; Conjecture 4; Open 5; FAILED AND RETAINED 25. Absolute constants taken as inputs: approximately eight (mesh scale, ħ, electron mass, nucleon unit, the stretch modulus's value, the vacuum tension density, G, the nuclear bond depth), several proven irreducible from within. Quantitative confrontations with published measurement, enumerated so the count is checkable: (1) PVLAS vacuum birefringence — LOSS, excluding the framework's identification by ~570×; (2) ATLAS light-by-light — bound; (3) solar light deflection and Cassini — the direct-mechanism route was falsified and kept (0.44 vs 1.75 arcseconds), then superseded: the induced-gravity route DERIVES the weak-field metric, γ = 1, and the exact 1.751-arcsecond deflection at zero free parameters, and reproduces the SPARC galaxy acceleration relation; (4) the H₂ vibrational quantum — parameter-free, 16%; (5) atomic masses across the table on two meeting tracks — discrete bond-counting from A=2..16 with one He-4-calibrated constant (r = 0.978; the A=5 instability, Be-8, and C-12's three-alpha structure emerge unprompted), and, from A~8 through U-238, a full semi-empirical mass formula derived from classical physics (volume, surface, Coulomb with diffuseness and exchange, asymmetry, and pairing terms), one calibrated constant, heavy-table binding to ~1% (the lightest nuclei remain the model's weakest region, and He-4 is the calibration anchor); (6) the liquid-drop surface coefficient — parameter-free geometry; the originally-cited 2% was found to be a facet formula misapplied to a sphere (NUC-016) and is honestly ~18% for the object modelled, later reformulated on a finite-range bond kernel giving a_S/a_V~1.26 (NUC-D); (7) the Coulomb coefficient — the declared +16% miss closed to in-window by two derived classical corrections at zero new constants (diffuseness and a winding-correlation exchange hole, NUC-C); (8) the deuteron bond-depth direction check; (9) the nuclear composition rule against measured masses. Precision is SECTOR-DEPENDENT AND NOWHERE NEAR QFT: best 0.014%, typical 0.1–2%, against the mainstream's parts per trillion.</w:t>
       </w:r>
     </w:p>
     <w:p>
